--- a/document/redis.docx
+++ b/document/redis.docx
@@ -7,6 +7,27 @@
         <w:spacing w:beforeLines="0" w:afterLines="0"/>
         <w:jc w:val="left"/>
         <w:rPr>
+          <w:rFonts w:hint="default" w:ascii="微软雅黑" w:hAnsi="微软雅黑" w:eastAsia="微软雅黑"/>
+          <w:sz w:val="24"/>
+          <w:szCs w:val="24"/>
+          <w:lang w:val="en-US" w:eastAsia="zh-CN"/>
+        </w:rPr>
+      </w:pPr>
+      <w:r>
+        <w:rPr>
+          <w:rFonts w:hint="eastAsia" w:ascii="微软雅黑" w:hAnsi="微软雅黑" w:eastAsia="微软雅黑"/>
+          <w:sz w:val="24"/>
+          <w:szCs w:val="24"/>
+          <w:lang w:val="en-US" w:eastAsia="zh-CN"/>
+        </w:rPr>
+        <w:t>一、redis安装使用</w:t>
+      </w:r>
+    </w:p>
+    <w:p>
+      <w:pPr>
+        <w:spacing w:beforeLines="0" w:afterLines="0"/>
+        <w:jc w:val="left"/>
+        <w:rPr>
           <w:rFonts w:hint="eastAsia" w:ascii="微软雅黑" w:hAnsi="微软雅黑" w:eastAsia="微软雅黑"/>
           <w:sz w:val="24"/>
           <w:szCs w:val="24"/>
@@ -84,126 +105,382 @@
           <w:lang w:val="en-US" w:eastAsia="zh-CN"/>
         </w:rPr>
         <w:t>停止：</w:t>
+      </w:r>
+    </w:p>
+    <w:p>
+      <w:pPr>
+        <w:spacing w:beforeLines="0" w:afterLines="0"/>
+        <w:jc w:val="left"/>
+        <w:rPr>
+          <w:rFonts w:hint="eastAsia" w:ascii="微软雅黑" w:hAnsi="微软雅黑" w:eastAsia="微软雅黑"/>
+          <w:sz w:val="24"/>
+          <w:szCs w:val="24"/>
+          <w:lang w:val="zh-CN"/>
+        </w:rPr>
+      </w:pPr>
+      <w:r>
+        <w:rPr>
+          <w:rFonts w:hint="eastAsia" w:ascii="微软雅黑" w:hAnsi="微软雅黑" w:eastAsia="微软雅黑"/>
+          <w:sz w:val="24"/>
+          <w:szCs w:val="24"/>
+          <w:lang w:val="zh-CN"/>
+        </w:rPr>
+        <w:t xml:space="preserve"> redis-cli -shutdown</w:t>
+      </w:r>
+    </w:p>
+    <w:p>
+      <w:pPr>
+        <w:spacing w:beforeLines="0" w:afterLines="0"/>
+        <w:jc w:val="left"/>
+        <w:rPr>
+          <w:rFonts w:hint="eastAsia" w:ascii="微软雅黑" w:hAnsi="微软雅黑" w:eastAsia="微软雅黑"/>
+          <w:sz w:val="24"/>
+          <w:szCs w:val="24"/>
+          <w:lang w:val="zh-CN"/>
+        </w:rPr>
+      </w:pPr>
+    </w:p>
+    <w:p>
+      <w:pPr>
+        <w:spacing w:beforeLines="0" w:afterLines="0"/>
+        <w:jc w:val="left"/>
+        <w:rPr>
+          <w:rFonts w:hint="eastAsia" w:ascii="微软雅黑" w:hAnsi="微软雅黑" w:eastAsia="微软雅黑"/>
+          <w:sz w:val="24"/>
+          <w:szCs w:val="24"/>
+          <w:lang w:val="zh-CN"/>
+        </w:rPr>
+      </w:pPr>
+      <w:r>
+        <w:rPr>
+          <w:rFonts w:hint="eastAsia" w:ascii="微软雅黑" w:hAnsi="微软雅黑" w:eastAsia="微软雅黑"/>
+          <w:sz w:val="24"/>
+          <w:szCs w:val="24"/>
+          <w:lang w:val="en-US" w:eastAsia="zh-CN"/>
+        </w:rPr>
+        <w:t>需</w:t>
+      </w:r>
+      <w:r>
+        <w:rPr>
+          <w:rFonts w:hint="eastAsia" w:ascii="微软雅黑" w:hAnsi="微软雅黑" w:eastAsia="微软雅黑"/>
+          <w:sz w:val="24"/>
+          <w:szCs w:val="24"/>
+          <w:lang w:val="zh-CN"/>
+        </w:rPr>
+        <w:t>修改redis.conf</w:t>
+      </w:r>
+      <w:r>
+        <w:rPr>
+          <w:rFonts w:hint="eastAsia" w:ascii="微软雅黑" w:hAnsi="微软雅黑" w:eastAsia="微软雅黑"/>
+          <w:sz w:val="24"/>
+          <w:szCs w:val="24"/>
+          <w:lang w:val="en-US" w:eastAsia="zh-CN"/>
+        </w:rPr>
+        <w:t>文件</w:t>
+      </w:r>
+      <w:r>
+        <w:rPr>
+          <w:rFonts w:hint="eastAsia" w:ascii="微软雅黑" w:hAnsi="微软雅黑" w:eastAsia="微软雅黑"/>
+          <w:sz w:val="24"/>
+          <w:szCs w:val="24"/>
+          <w:lang w:val="zh-CN"/>
+        </w:rPr>
+        <w:t>bind</w:t>
+      </w:r>
+      <w:r>
+        <w:rPr>
+          <w:rFonts w:hint="eastAsia" w:ascii="微软雅黑" w:hAnsi="微软雅黑" w:eastAsia="微软雅黑"/>
+          <w:sz w:val="24"/>
+          <w:szCs w:val="24"/>
+          <w:lang w:val="en-US" w:eastAsia="zh-CN"/>
+        </w:rPr>
+        <w:t>参数</w:t>
+      </w:r>
+      <w:r>
+        <w:rPr>
+          <w:rFonts w:hint="eastAsia" w:ascii="微软雅黑" w:hAnsi="微软雅黑" w:eastAsia="微软雅黑"/>
+          <w:sz w:val="24"/>
+          <w:szCs w:val="24"/>
+          <w:lang w:val="zh-CN"/>
+        </w:rPr>
+        <w:t>不然</w:t>
+      </w:r>
+      <w:r>
+        <w:rPr>
+          <w:rFonts w:hint="eastAsia" w:ascii="微软雅黑" w:hAnsi="微软雅黑" w:eastAsia="微软雅黑"/>
+          <w:sz w:val="24"/>
+          <w:szCs w:val="24"/>
+          <w:lang w:val="en-US" w:eastAsia="zh-CN"/>
+        </w:rPr>
+        <w:t>使用</w:t>
+      </w:r>
+      <w:r>
+        <w:rPr>
+          <w:rFonts w:hint="eastAsia" w:ascii="微软雅黑" w:hAnsi="微软雅黑" w:eastAsia="微软雅黑"/>
+          <w:sz w:val="24"/>
+          <w:szCs w:val="24"/>
+          <w:lang w:val="zh-CN"/>
+        </w:rPr>
+        <w:t>ip访问不上</w:t>
+      </w:r>
+    </w:p>
+    <w:p>
+      <w:pPr>
+        <w:numPr>
+          <w:ilvl w:val="0"/>
+          <w:numId w:val="1"/>
+        </w:numPr>
+        <w:spacing w:beforeLines="0" w:afterLines="0"/>
+        <w:jc w:val="left"/>
+        <w:rPr>
+          <w:rFonts w:hint="default" w:ascii="微软雅黑" w:hAnsi="微软雅黑" w:eastAsia="微软雅黑"/>
+          <w:sz w:val="24"/>
+          <w:szCs w:val="24"/>
+          <w:lang w:val="en-US" w:eastAsia="zh-CN"/>
+        </w:rPr>
+      </w:pPr>
+      <w:r>
+        <w:rPr>
+          <w:rFonts w:hint="eastAsia" w:ascii="微软雅黑" w:hAnsi="微软雅黑" w:eastAsia="微软雅黑"/>
+          <w:sz w:val="24"/>
+          <w:szCs w:val="24"/>
+          <w:lang w:val="en-US" w:eastAsia="zh-CN"/>
+        </w:rPr>
+        <w:t>Cli指令</w:t>
+      </w:r>
+    </w:p>
+    <w:p>
+      <w:pPr>
+        <w:numPr>
+          <w:ilvl w:val="0"/>
+          <w:numId w:val="0"/>
+        </w:numPr>
+        <w:spacing w:beforeLines="0" w:afterLines="0"/>
+        <w:jc w:val="left"/>
+        <w:rPr>
+          <w:rFonts w:hint="default" w:ascii="微软雅黑" w:hAnsi="微软雅黑" w:eastAsia="微软雅黑"/>
+          <w:sz w:val="24"/>
+          <w:szCs w:val="24"/>
+          <w:lang w:val="en-US" w:eastAsia="zh-CN"/>
+        </w:rPr>
+      </w:pPr>
+      <w:r>
+        <w:rPr>
+          <w:rFonts w:hint="eastAsia" w:ascii="微软雅黑" w:hAnsi="微软雅黑" w:eastAsia="微软雅黑"/>
+          <w:sz w:val="24"/>
+          <w:szCs w:val="24"/>
+          <w:lang w:val="en-US" w:eastAsia="zh-CN"/>
+        </w:rPr>
+        <w:t>选中一个库：select [index]</w:t>
+      </w:r>
+      <w:r>
+        <w:commentReference w:id="0"/>
+      </w:r>
+    </w:p>
+    <w:p>
+      <w:pPr>
+        <w:numPr>
+          <w:ilvl w:val="0"/>
+          <w:numId w:val="0"/>
+        </w:numPr>
+        <w:spacing w:beforeLines="0" w:afterLines="0"/>
+        <w:jc w:val="left"/>
+        <w:rPr>
+          <w:rFonts w:hint="default" w:ascii="微软雅黑" w:hAnsi="微软雅黑" w:eastAsia="微软雅黑"/>
+          <w:sz w:val="24"/>
+          <w:szCs w:val="24"/>
+          <w:lang w:val="en-US" w:eastAsia="zh-CN"/>
+        </w:rPr>
+      </w:pPr>
+      <w:r>
+        <w:rPr>
+          <w:rFonts w:hint="eastAsia" w:ascii="微软雅黑" w:hAnsi="微软雅黑" w:eastAsia="微软雅黑"/>
+          <w:sz w:val="24"/>
+          <w:szCs w:val="24"/>
+          <w:lang w:val="en-US" w:eastAsia="zh-CN"/>
+        </w:rPr>
+        <w:t>清除所有库的数据：Flushall</w:t>
+      </w:r>
+    </w:p>
+    <w:p>
+      <w:pPr>
+        <w:numPr>
+          <w:ilvl w:val="0"/>
+          <w:numId w:val="0"/>
+        </w:numPr>
+        <w:spacing w:beforeLines="0" w:afterLines="0"/>
+        <w:jc w:val="left"/>
+        <w:rPr>
+          <w:rFonts w:hint="eastAsia" w:ascii="微软雅黑" w:hAnsi="微软雅黑" w:eastAsia="微软雅黑"/>
+          <w:sz w:val="24"/>
+          <w:szCs w:val="24"/>
+          <w:lang w:val="en-US" w:eastAsia="zh-CN"/>
+        </w:rPr>
+      </w:pPr>
+      <w:r>
+        <w:rPr>
+          <w:rFonts w:hint="eastAsia" w:ascii="微软雅黑" w:hAnsi="微软雅黑" w:eastAsia="微软雅黑"/>
+          <w:sz w:val="24"/>
+          <w:szCs w:val="24"/>
+          <w:lang w:val="en-US" w:eastAsia="zh-CN"/>
+        </w:rPr>
+        <w:t>清除某个库的数据：FlushDB</w:t>
+      </w:r>
+    </w:p>
+    <w:p>
+      <w:pPr>
+        <w:numPr>
+          <w:ilvl w:val="0"/>
+          <w:numId w:val="0"/>
+        </w:numPr>
+        <w:spacing w:beforeLines="0" w:afterLines="0"/>
+        <w:jc w:val="left"/>
+        <w:rPr>
+          <w:rFonts w:hint="eastAsia" w:ascii="微软雅黑" w:hAnsi="微软雅黑" w:eastAsia="微软雅黑"/>
+          <w:sz w:val="24"/>
+          <w:szCs w:val="24"/>
+          <w:lang w:val="en-US" w:eastAsia="zh-CN"/>
+        </w:rPr>
+      </w:pPr>
+      <w:r>
+        <w:rPr>
+          <w:rFonts w:hint="eastAsia" w:ascii="微软雅黑" w:hAnsi="微软雅黑" w:eastAsia="微软雅黑"/>
+          <w:sz w:val="24"/>
+          <w:szCs w:val="24"/>
+          <w:lang w:val="en-US" w:eastAsia="zh-CN"/>
+        </w:rPr>
+        <w:t>查看当前数据库中的所有KEY: keys *</w:t>
+      </w:r>
+    </w:p>
+    <w:p>
+      <w:pPr>
+        <w:numPr>
+          <w:ilvl w:val="0"/>
+          <w:numId w:val="0"/>
+        </w:numPr>
+        <w:spacing w:beforeLines="0" w:afterLines="0"/>
+        <w:jc w:val="left"/>
+        <w:rPr>
+          <w:rFonts w:hint="default" w:ascii="微软雅黑" w:hAnsi="微软雅黑" w:eastAsia="宋体"/>
+          <w:sz w:val="24"/>
+          <w:szCs w:val="24"/>
+          <w:lang w:val="en-US" w:eastAsia="zh-CN"/>
+        </w:rPr>
+      </w:pPr>
+      <w:r>
+        <w:rPr>
+          <w:rFonts w:hint="eastAsia" w:ascii="微软雅黑" w:hAnsi="微软雅黑" w:eastAsia="微软雅黑"/>
+          <w:sz w:val="24"/>
+          <w:szCs w:val="24"/>
+          <w:lang w:val="en-US" w:eastAsia="zh-CN"/>
+        </w:rPr>
+        <w:t>按前缀查看所有key: keys prefix:*</w:t>
+      </w:r>
+      <w:r>
+        <w:commentReference w:id="1"/>
+      </w:r>
+      <w:r>
+        <w:br w:type="textWrapping"/>
+      </w:r>
+      <w:r>
+        <w:rPr>
+          <w:rFonts w:hint="eastAsia"/>
+          <w:lang w:val="en-US" w:eastAsia="zh-CN"/>
+        </w:rPr>
+        <w:t>查看key的类型：type key</w:t>
       </w:r>
       <w:bookmarkStart w:id="0" w:name="_GoBack"/>
       <w:bookmarkEnd w:id="0"/>
     </w:p>
     <w:p>
       <w:pPr>
-        <w:spacing w:beforeLines="0" w:afterLines="0"/>
-        <w:jc w:val="left"/>
-        <w:rPr>
-          <w:rFonts w:hint="eastAsia" w:ascii="微软雅黑" w:hAnsi="微软雅黑" w:eastAsia="微软雅黑"/>
-          <w:sz w:val="24"/>
-          <w:szCs w:val="24"/>
-          <w:lang w:val="zh-CN"/>
-        </w:rPr>
-      </w:pPr>
-      <w:r>
-        <w:rPr>
-          <w:rFonts w:hint="eastAsia" w:ascii="微软雅黑" w:hAnsi="微软雅黑" w:eastAsia="微软雅黑"/>
-          <w:sz w:val="24"/>
-          <w:szCs w:val="24"/>
-          <w:lang w:val="zh-CN"/>
-        </w:rPr>
-        <w:t xml:space="preserve"> redis-cli -shutdown</w:t>
-      </w:r>
-    </w:p>
-    <w:p>
-      <w:pPr>
-        <w:spacing w:beforeLines="0" w:afterLines="0"/>
-        <w:jc w:val="left"/>
-        <w:rPr>
-          <w:rFonts w:hint="eastAsia" w:ascii="微软雅黑" w:hAnsi="微软雅黑" w:eastAsia="微软雅黑"/>
-          <w:sz w:val="24"/>
-          <w:szCs w:val="24"/>
-          <w:lang w:val="zh-CN"/>
-        </w:rPr>
-      </w:pPr>
-    </w:p>
-    <w:p>
-      <w:pPr>
-        <w:spacing w:beforeLines="0" w:afterLines="0"/>
-        <w:jc w:val="left"/>
-        <w:rPr>
-          <w:rFonts w:hint="eastAsia" w:ascii="微软雅黑" w:hAnsi="微软雅黑" w:eastAsia="微软雅黑"/>
-          <w:sz w:val="24"/>
-          <w:szCs w:val="24"/>
-          <w:lang w:val="zh-CN"/>
-        </w:rPr>
-      </w:pPr>
-      <w:r>
-        <w:rPr>
-          <w:rFonts w:hint="eastAsia" w:ascii="微软雅黑" w:hAnsi="微软雅黑" w:eastAsia="微软雅黑"/>
-          <w:sz w:val="24"/>
-          <w:szCs w:val="24"/>
-          <w:lang w:val="en-US" w:eastAsia="zh-CN"/>
-        </w:rPr>
-        <w:t>需</w:t>
-      </w:r>
-      <w:r>
-        <w:rPr>
-          <w:rFonts w:hint="eastAsia" w:ascii="微软雅黑" w:hAnsi="微软雅黑" w:eastAsia="微软雅黑"/>
-          <w:sz w:val="24"/>
-          <w:szCs w:val="24"/>
-          <w:lang w:val="zh-CN"/>
-        </w:rPr>
-        <w:t>修改redis.conf</w:t>
-      </w:r>
-      <w:r>
-        <w:rPr>
-          <w:rFonts w:hint="eastAsia" w:ascii="微软雅黑" w:hAnsi="微软雅黑" w:eastAsia="微软雅黑"/>
-          <w:sz w:val="24"/>
-          <w:szCs w:val="24"/>
-          <w:lang w:val="en-US" w:eastAsia="zh-CN"/>
-        </w:rPr>
-        <w:t>文件</w:t>
-      </w:r>
-      <w:r>
-        <w:rPr>
-          <w:rFonts w:hint="eastAsia" w:ascii="微软雅黑" w:hAnsi="微软雅黑" w:eastAsia="微软雅黑"/>
-          <w:sz w:val="24"/>
-          <w:szCs w:val="24"/>
-          <w:lang w:val="zh-CN"/>
-        </w:rPr>
-        <w:t>bind</w:t>
-      </w:r>
-      <w:r>
-        <w:rPr>
-          <w:rFonts w:hint="eastAsia" w:ascii="微软雅黑" w:hAnsi="微软雅黑" w:eastAsia="微软雅黑"/>
-          <w:sz w:val="24"/>
-          <w:szCs w:val="24"/>
-          <w:lang w:val="en-US" w:eastAsia="zh-CN"/>
-        </w:rPr>
-        <w:t>参数</w:t>
-      </w:r>
-      <w:r>
-        <w:rPr>
-          <w:rFonts w:hint="eastAsia" w:ascii="微软雅黑" w:hAnsi="微软雅黑" w:eastAsia="微软雅黑"/>
-          <w:sz w:val="24"/>
-          <w:szCs w:val="24"/>
-          <w:lang w:val="zh-CN"/>
-        </w:rPr>
-        <w:t>不然</w:t>
-      </w:r>
-      <w:r>
-        <w:rPr>
-          <w:rFonts w:hint="eastAsia" w:ascii="微软雅黑" w:hAnsi="微软雅黑" w:eastAsia="微软雅黑"/>
-          <w:sz w:val="24"/>
-          <w:szCs w:val="24"/>
-          <w:lang w:val="en-US" w:eastAsia="zh-CN"/>
-        </w:rPr>
-        <w:t>使用</w:t>
-      </w:r>
-      <w:r>
-        <w:rPr>
-          <w:rFonts w:hint="eastAsia" w:ascii="微软雅黑" w:hAnsi="微软雅黑" w:eastAsia="微软雅黑"/>
-          <w:sz w:val="24"/>
-          <w:szCs w:val="24"/>
-          <w:lang w:val="zh-CN"/>
-        </w:rPr>
-        <w:t>ip访问不上</w:t>
-      </w:r>
+        <w:numPr>
+          <w:ilvl w:val="0"/>
+          <w:numId w:val="1"/>
+        </w:numPr>
+        <w:spacing w:beforeLines="0" w:afterLines="0"/>
+        <w:ind w:left="0" w:leftChars="0" w:firstLine="0" w:firstLineChars="0"/>
+        <w:jc w:val="left"/>
+        <w:rPr>
+          <w:rFonts w:hint="eastAsia" w:ascii="微软雅黑" w:hAnsi="微软雅黑" w:eastAsia="微软雅黑"/>
+          <w:sz w:val="24"/>
+          <w:szCs w:val="24"/>
+          <w:lang w:val="en-US" w:eastAsia="zh-CN"/>
+        </w:rPr>
+      </w:pPr>
+      <w:r>
+        <w:rPr>
+          <w:rFonts w:hint="eastAsia" w:ascii="微软雅黑" w:hAnsi="微软雅黑" w:eastAsia="微软雅黑"/>
+          <w:sz w:val="24"/>
+          <w:szCs w:val="24"/>
+          <w:lang w:val="en-US" w:eastAsia="zh-CN"/>
+        </w:rPr>
+        <w:t>spring中使用redis</w:t>
+      </w:r>
+    </w:p>
+    <w:p>
+      <w:pPr>
+        <w:numPr>
+          <w:ilvl w:val="0"/>
+          <w:numId w:val="2"/>
+        </w:numPr>
+        <w:spacing w:beforeLines="0" w:afterLines="0"/>
+        <w:ind w:leftChars="0"/>
+        <w:jc w:val="left"/>
+        <w:rPr>
+          <w:rFonts w:hint="eastAsia" w:ascii="微软雅黑" w:hAnsi="微软雅黑" w:eastAsia="微软雅黑"/>
+          <w:sz w:val="24"/>
+          <w:szCs w:val="24"/>
+          <w:lang w:val="en-US" w:eastAsia="zh-CN"/>
+        </w:rPr>
+      </w:pPr>
+      <w:r>
+        <w:rPr>
+          <w:rFonts w:hint="eastAsia" w:ascii="微软雅黑" w:hAnsi="微软雅黑" w:eastAsia="微软雅黑"/>
+          <w:sz w:val="24"/>
+          <w:szCs w:val="24"/>
+          <w:lang w:val="en-US" w:eastAsia="zh-CN"/>
+        </w:rPr>
+        <w:t>引入依赖</w:t>
+      </w:r>
+    </w:p>
+    <w:p>
+      <w:pPr>
+        <w:numPr>
+          <w:ilvl w:val="0"/>
+          <w:numId w:val="2"/>
+        </w:numPr>
+        <w:spacing w:beforeLines="0" w:afterLines="0"/>
+        <w:ind w:leftChars="0"/>
+        <w:jc w:val="left"/>
+        <w:rPr>
+          <w:rFonts w:hint="default" w:ascii="微软雅黑" w:hAnsi="微软雅黑" w:eastAsia="微软雅黑"/>
+          <w:sz w:val="24"/>
+          <w:szCs w:val="24"/>
+          <w:lang w:val="en-US" w:eastAsia="zh-CN"/>
+        </w:rPr>
+      </w:pPr>
+      <w:r>
+        <w:rPr>
+          <w:rFonts w:hint="eastAsia" w:ascii="微软雅黑" w:hAnsi="微软雅黑" w:eastAsia="微软雅黑"/>
+          <w:sz w:val="24"/>
+          <w:szCs w:val="24"/>
+          <w:lang w:val="en-US" w:eastAsia="zh-CN"/>
+        </w:rPr>
+        <w:t>添加序列化</w:t>
+      </w:r>
+    </w:p>
+    <w:p>
+      <w:pPr>
+        <w:spacing w:beforeLines="0" w:afterLines="0"/>
+        <w:jc w:val="left"/>
+        <w:rPr>
+          <w:rFonts w:hint="eastAsia" w:ascii="微软雅黑" w:hAnsi="微软雅黑" w:eastAsia="微软雅黑"/>
+          <w:sz w:val="24"/>
+          <w:szCs w:val="24"/>
+          <w:lang w:val="zh-CN"/>
+        </w:rPr>
+      </w:pPr>
     </w:p>
     <w:p/>
     <w:sectPr>
@@ -215,6 +492,100 @@
     </w:sectPr>
   </w:body>
 </w:document>
+</file>
+
+<file path=word/comments.xml><?xml version="1.0" encoding="utf-8"?>
+<w:comments xmlns:wpc="http://schemas.microsoft.com/office/word/2010/wordprocessingCanvas" xmlns:mc="http://schemas.openxmlformats.org/markup-compatibility/2006" xmlns:o="urn:schemas-microsoft-com:office:office" xmlns:r="http://schemas.openxmlformats.org/officeDocument/2006/relationships" xmlns:m="http://schemas.openxmlformats.org/officeDocument/2006/math" xmlns:v="urn:schemas-microsoft-com:vml" xmlns:wp14="http://schemas.microsoft.com/office/word/2010/wordprocessingDrawing" xmlns:wp="http://schemas.openxmlformats.org/drawingml/2006/wordprocessingDrawing" xmlns:w="http://schemas.openxmlformats.org/wordprocessingml/2006/main" xmlns:w14="http://schemas.microsoft.com/office/word/2010/wordml" xmlns:w15="http://schemas.microsoft.com/office/word/2012/wordml" xmlns:w10="urn:schemas-microsoft-com:office:word" xmlns:wpg="http://schemas.microsoft.com/office/word/2010/wordprocessingGroup" xmlns:wpi="http://schemas.microsoft.com/office/word/2010/wordprocessingInk" xmlns:wne="http://schemas.microsoft.com/office/word/2006/wordml" xmlns:wps="http://schemas.microsoft.com/office/word/2010/wordprocessingShape" xmlns:wpsCustomData="http://www.wps.cn/officeDocument/2013/wpsCustomData" mc:Ignorable="w14 w15 wp14">
+  <w:comment w:id="0" w:author="风吹逝了眼中未流出的泪" w:date="2024-09-09T18:11:14Z" w:initials="">
+    <w:p>
+      <w:pPr>
+        <w:pStyle w:val="2"/>
+        <w:rPr>
+          <w:rFonts w:hint="default" w:eastAsia="宋体"/>
+          <w:lang w:val="en-US" w:eastAsia="zh-CN"/>
+        </w:rPr>
+      </w:pPr>
+      <w:r>
+        <w:rPr>
+          <w:rFonts w:hint="eastAsia"/>
+          <w:lang w:val="en-US" w:eastAsia="zh-CN"/>
+        </w:rPr>
+        <w:t>Index为数据库下标，redis中数据库从0-15</w:t>
+      </w:r>
+    </w:p>
+  </w:comment>
+  <w:comment w:id="1" w:author="风吹逝了眼中未流出的泪" w:date="2024-09-09T18:12:48Z" w:initials="">
+    <w:p>
+      <w:pPr>
+        <w:pStyle w:val="2"/>
+        <w:rPr>
+          <w:rFonts w:hint="default" w:eastAsia="宋体"/>
+          <w:lang w:val="en-US" w:eastAsia="zh-CN"/>
+        </w:rPr>
+      </w:pPr>
+      <w:r>
+        <w:rPr>
+          <w:rFonts w:hint="eastAsia"/>
+          <w:lang w:val="en-US" w:eastAsia="zh-CN"/>
+        </w:rPr>
+        <w:t>redis通过前缀加: 来生成类似文件夹</w:t>
+      </w:r>
+    </w:p>
+  </w:comment>
+</w:comments>
+</file>
+
+<file path=word/commentsExtended.xml><?xml version="1.0" encoding="utf-8"?>
+<w15:commentsEx xmlns:wpc="http://schemas.microsoft.com/office/word/2010/wordprocessingCanvas" xmlns:mc="http://schemas.openxmlformats.org/markup-compatibility/2006" xmlns:o="urn:schemas-microsoft-com:office:office" xmlns:r="http://schemas.openxmlformats.org/officeDocument/2006/relationships" xmlns:m="http://schemas.openxmlformats.org/officeDocument/2006/math" xmlns:v="urn:schemas-microsoft-com:vml" xmlns:wp14="http://schemas.microsoft.com/office/word/2010/wordprocessingDrawing" xmlns:wp="http://schemas.openxmlformats.org/drawingml/2006/wordprocessingDrawing" xmlns:w="http://schemas.openxmlformats.org/wordprocessingml/2006/main" xmlns:w14="http://schemas.microsoft.com/office/word/2010/wordml" xmlns:w15="http://schemas.microsoft.com/office/word/2012/wordml" xmlns:w10="urn:schemas-microsoft-com:office:word" xmlns:wpg="http://schemas.microsoft.com/office/word/2010/wordprocessingGroup" xmlns:wpi="http://schemas.microsoft.com/office/word/2010/wordprocessingInk" xmlns:wne="http://schemas.microsoft.com/office/word/2006/wordml" xmlns:wps="http://schemas.microsoft.com/office/word/2010/wordprocessingShape" xmlns:wpsCustomData="http://www.wps.cn/officeDocument/2013/wpsCustomData" mc:Ignorable="w14 w15 wp14">
+  <w15:commentEx w15:paraId="58105373" w15:done="0"/>
+  <w15:commentEx w15:paraId="582BAF1B" w15:done="0"/>
+</w15:commentsEx>
+</file>
+
+<file path=word/numbering.xml><?xml version="1.0" encoding="utf-8"?>
+<w:numbering xmlns:wpc="http://schemas.microsoft.com/office/word/2010/wordprocessingCanvas" xmlns:mc="http://schemas.openxmlformats.org/markup-compatibility/2006" xmlns:o="urn:schemas-microsoft-com:office:office" xmlns:r="http://schemas.openxmlformats.org/officeDocument/2006/relationships" xmlns:m="http://schemas.openxmlformats.org/officeDocument/2006/math" xmlns:v="urn:schemas-microsoft-com:vml" xmlns:wp14="http://schemas.microsoft.com/office/word/2010/wordprocessingDrawing" xmlns:wp="http://schemas.openxmlformats.org/drawingml/2006/wordprocessingDrawing" xmlns:w10="urn:schemas-microsoft-com:office:word" xmlns:w="http://schemas.openxmlformats.org/wordprocessingml/2006/main" xmlns:w14="http://schemas.microsoft.com/office/word/2010/wordml" xmlns:wpg="http://schemas.microsoft.com/office/word/2010/wordprocessingGroup" xmlns:wpi="http://schemas.microsoft.com/office/word/2010/wordprocessingInk" xmlns:wne="http://schemas.microsoft.com/office/word/2006/wordml" xmlns:wps="http://schemas.microsoft.com/office/word/2010/wordprocessingShape" xmlns:wpsCustomData="http://www.wps.cn/officeDocument/2013/wpsCustomData" mc:Ignorable="w14 wp14">
+  <w:abstractNum w:abstractNumId="0">
+    <w:nsid w:val="8A12ADEC"/>
+    <w:multiLevelType w:val="singleLevel"/>
+    <w:tmpl w:val="8A12ADEC"/>
+    <w:lvl w:ilvl="0" w:tentative="0">
+      <w:start w:val="1"/>
+      <w:numFmt w:val="decimal"/>
+      <w:suff w:val="nothing"/>
+      <w:lvlText w:val="%1、"/>
+      <w:lvlJc w:val="left"/>
+    </w:lvl>
+  </w:abstractNum>
+  <w:abstractNum w:abstractNumId="1">
+    <w:nsid w:val="6AB217FA"/>
+    <w:multiLevelType w:val="singleLevel"/>
+    <w:tmpl w:val="6AB217FA"/>
+    <w:lvl w:ilvl="0" w:tentative="0">
+      <w:start w:val="2"/>
+      <w:numFmt w:val="chineseCounting"/>
+      <w:suff w:val="nothing"/>
+      <w:lvlText w:val="%1、"/>
+      <w:lvlJc w:val="left"/>
+      <w:rPr>
+        <w:rFonts w:hint="eastAsia"/>
+      </w:rPr>
+    </w:lvl>
+  </w:abstractNum>
+  <w:num w:numId="1">
+    <w:abstractNumId w:val="1"/>
+  </w:num>
+  <w:num w:numId="2">
+    <w:abstractNumId w:val="0"/>
+  </w:num>
+</w:numbering>
+</file>
+
+<file path=word/people.xml><?xml version="1.0" encoding="utf-8"?>
+<w15:people xmlns:wpc="http://schemas.microsoft.com/office/word/2010/wordprocessingCanvas" xmlns:mc="http://schemas.openxmlformats.org/markup-compatibility/2006" xmlns:o="urn:schemas-microsoft-com:office:office" xmlns:r="http://schemas.openxmlformats.org/officeDocument/2006/relationships" xmlns:m="http://schemas.openxmlformats.org/officeDocument/2006/math" xmlns:v="urn:schemas-microsoft-com:vml" xmlns:wp14="http://schemas.microsoft.com/office/word/2010/wordprocessingDrawing" xmlns:wp="http://schemas.openxmlformats.org/drawingml/2006/wordprocessingDrawing" xmlns:w="http://schemas.openxmlformats.org/wordprocessingml/2006/main" xmlns:w14="http://schemas.microsoft.com/office/word/2010/wordml" xmlns:w15="http://schemas.microsoft.com/office/word/2012/wordml" xmlns:w10="urn:schemas-microsoft-com:office:word" xmlns:wpg="http://schemas.microsoft.com/office/word/2010/wordprocessingGroup" xmlns:wpi="http://schemas.microsoft.com/office/word/2010/wordprocessingInk" xmlns:wne="http://schemas.microsoft.com/office/word/2006/wordml" xmlns:wps="http://schemas.microsoft.com/office/word/2010/wordprocessingShape" xmlns:wpsCustomData="http://www.wps.cn/officeDocument/2013/wpsCustomData" mc:Ignorable="w14 w15 wp14">
+  <w15:person w15:author="风吹逝了眼中未流出的泪">
+    <w15:presenceInfo w15:providerId="WPS Office" w15:userId="2025054524"/>
+  </w15:person>
+</w15:people>
 </file>
 
 <file path=word/styles.xml><?xml version="1.0" encoding="utf-8"?>
@@ -258,7 +629,7 @@
     <w:lsdException w:unhideWhenUsed="0" w:uiPriority="0" w:semiHidden="0" w:name="toc 9"/>
     <w:lsdException w:unhideWhenUsed="0" w:uiPriority="0" w:semiHidden="0" w:name="Normal Indent"/>
     <w:lsdException w:unhideWhenUsed="0" w:uiPriority="0" w:semiHidden="0" w:name="footnote text"/>
-    <w:lsdException w:unhideWhenUsed="0" w:uiPriority="0" w:semiHidden="0" w:name="annotation text"/>
+    <w:lsdException w:qFormat="1" w:unhideWhenUsed="0" w:uiPriority="0" w:semiHidden="0" w:name="annotation text"/>
     <w:lsdException w:unhideWhenUsed="0" w:uiPriority="0" w:semiHidden="0" w:name="header"/>
     <w:lsdException w:unhideWhenUsed="0" w:uiPriority="0" w:semiHidden="0" w:name="footer"/>
     <w:lsdException w:unhideWhenUsed="0" w:uiPriority="0" w:semiHidden="0" w:name="index heading"/>
@@ -484,17 +855,17 @@
       <w:jc w:val="both"/>
     </w:pPr>
     <w:rPr>
-      <w:rFonts w:eastAsia="宋体"/>
+      <w:rFonts w:eastAsia="宋体" w:asciiTheme="minorHAnsi" w:hAnsiTheme="minorHAnsi" w:cstheme="minorBidi"/>
       <w:kern w:val="2"/>
       <w:sz w:val="21"/>
     </w:rPr>
   </w:style>
-  <w:style w:type="character" w:default="1" w:styleId="3">
+  <w:style w:type="character" w:default="1" w:styleId="4">
     <w:name w:val="Default Paragraph Font"/>
     <w:semiHidden/>
     <w:uiPriority w:val="0"/>
   </w:style>
-  <w:style w:type="table" w:default="1" w:styleId="2">
+  <w:style w:type="table" w:default="1" w:styleId="3">
     <w:name w:val="Normal Table"/>
     <w:semiHidden/>
     <w:uiPriority w:val="0"/>
@@ -506,6 +877,15 @@
         <w:right w:w="108" w:type="dxa"/>
       </w:tblCellMar>
     </w:tblPr>
+  </w:style>
+  <w:style w:type="paragraph" w:styleId="2">
+    <w:name w:val="annotation text"/>
+    <w:basedOn w:val="1"/>
+    <w:qFormat/>
+    <w:uiPriority w:val="0"/>
+    <w:pPr>
+      <w:jc w:val="left"/>
+    </w:pPr>
   </w:style>
 </w:styles>
 </file>
